--- a/docao5/Reflexoes_2018_posts_content.docx
+++ b/docao5/Reflexoes_2018_posts_content.docx
@@ -12,9 +12,6 @@
       </w:r>
     </w:p>
     <w:p>
-      <w:r>
-        <w:t xml:space="preserve">URL: </w:t>
-      </w:r>
       <w:hyperlink r:id="rId9">
         <w:r>
           <w:t>http://www.reflexoesdofilosofo.blog.br/2018/12/le-com-cre.html</w:t>
@@ -96,9 +93,6 @@
       </w:r>
     </w:p>
     <w:p>
-      <w:r>
-        <w:t xml:space="preserve">URL: </w:t>
-      </w:r>
       <w:hyperlink r:id="rId10">
         <w:r>
           <w:t>http://www.reflexoesdofilosofo.blog.br/2018/12/genealogia-e-arqueologia-i.html</w:t>
@@ -257,9 +251,6 @@
       </w:r>
     </w:p>
     <w:p>
-      <w:r>
-        <w:t xml:space="preserve">URL: </w:t>
-      </w:r>
       <w:hyperlink r:id="rId11">
         <w:r>
           <w:t>http://www.reflexoesdofilosofo.blog.br/2018/10/o-deus-brasileiro-e-fake.html</w:t>
@@ -347,9 +338,6 @@
       </w:r>
     </w:p>
     <w:p>
-      <w:r>
-        <w:t xml:space="preserve">URL: </w:t>
-      </w:r>
       <w:hyperlink r:id="rId12">
         <w:r>
           <w:t>http://www.reflexoesdofilosofo.blog.br/2018/10/que-e-escrever.html</w:t>
@@ -502,9 +490,6 @@
       </w:r>
     </w:p>
     <w:p>
-      <w:r>
-        <w:t xml:space="preserve">URL: </w:t>
-      </w:r>
       <w:hyperlink r:id="rId13">
         <w:r>
           <w:t>http://www.reflexoesdofilosofo.blog.br/2018/09/interseccao.html</w:t>
@@ -589,9 +574,6 @@
       </w:r>
     </w:p>
     <w:p>
-      <w:r>
-        <w:t xml:space="preserve">URL: </w:t>
-      </w:r>
       <w:hyperlink r:id="rId14">
         <w:r>
           <w:t>http://www.reflexoesdofilosofo.blog.br/2018/09/bichinho-perdido.html</w:t>
@@ -680,9 +662,6 @@
       </w:r>
     </w:p>
     <w:p>
-      <w:r>
-        <w:t xml:space="preserve">URL: </w:t>
-      </w:r>
       <w:hyperlink r:id="rId15">
         <w:r>
           <w:t>http://www.reflexoesdofilosofo.blog.br/2018/09/respirar-e-seguir.html</w:t>
@@ -747,9 +726,6 @@
       </w:r>
     </w:p>
     <w:p>
-      <w:r>
-        <w:t xml:space="preserve">URL: </w:t>
-      </w:r>
       <w:hyperlink r:id="rId16">
         <w:r>
           <w:t>http://www.reflexoesdofilosofo.blog.br/2018/08/parao-ser-humano-tudo-e-viver-e-nada.html</w:t>
@@ -819,9 +795,6 @@
       </w:r>
     </w:p>
     <w:p>
-      <w:r>
-        <w:t xml:space="preserve">URL: </w:t>
-      </w:r>
       <w:hyperlink r:id="rId17">
         <w:r>
           <w:t>http://www.reflexoesdofilosofo.blog.br/2018/07/nosso-neymar.html</w:t>
@@ -953,9 +926,6 @@
       </w:r>
     </w:p>
     <w:p>
-      <w:r>
-        <w:t xml:space="preserve">URL: </w:t>
-      </w:r>
       <w:hyperlink r:id="rId18">
         <w:r>
           <w:t>http://www.reflexoesdofilosofo.blog.br/2018/06/idealista.html</w:t>
@@ -1045,9 +1015,6 @@
       </w:r>
     </w:p>
     <w:p>
-      <w:r>
-        <w:t xml:space="preserve">URL: </w:t>
-      </w:r>
       <w:hyperlink r:id="rId19">
         <w:r>
           <w:t>http://www.reflexoesdofilosofo.blog.br/2018/06/compatibilizando-os-qualias-com-o.html</w:t>
@@ -1218,9 +1185,6 @@
       </w:r>
     </w:p>
     <w:p>
-      <w:r>
-        <w:t xml:space="preserve">URL: </w:t>
-      </w:r>
       <w:hyperlink r:id="rId20">
         <w:r>
           <w:t>http://www.reflexoesdofilosofo.blog.br/2018/06/ciencia-de-dados.html</w:t>
@@ -1356,9 +1320,6 @@
       </w:r>
     </w:p>
     <w:p>
-      <w:r>
-        <w:t xml:space="preserve">URL: </w:t>
-      </w:r>
       <w:hyperlink r:id="rId21">
         <w:r>
           <w:t>http://www.reflexoesdofilosofo.blog.br/2018/05/paradigmas-do-seculo-xxii.html</w:t>
@@ -1513,9 +1474,6 @@
       </w:r>
     </w:p>
     <w:p>
-      <w:r>
-        <w:t xml:space="preserve">URL: </w:t>
-      </w:r>
       <w:hyperlink r:id="rId22">
         <w:r>
           <w:t>http://www.reflexoesdofilosofo.blog.br/2018/04/aparato-terra-dois.html</w:t>
@@ -1635,9 +1593,6 @@
       </w:r>
     </w:p>
     <w:p>
-      <w:r>
-        <w:t xml:space="preserve">URL: </w:t>
-      </w:r>
       <w:hyperlink r:id="rId23">
         <w:r>
           <w:t>http://www.reflexoesdofilosofo.blog.br/2018/04/proliferacao-plural-progressista.html</w:t>
@@ -1752,9 +1707,6 @@
       </w:r>
     </w:p>
     <w:p>
-      <w:r>
-        <w:t xml:space="preserve">URL: </w:t>
-      </w:r>
       <w:hyperlink r:id="rId24">
         <w:r>
           <w:t>http://www.reflexoesdofilosofo.blog.br/2018/03/os-qualia-fechamento-cognitivo.html</w:t>
@@ -1879,9 +1831,6 @@
       </w:r>
     </w:p>
     <w:p>
-      <w:r>
-        <w:t xml:space="preserve">URL: </w:t>
-      </w:r>
       <w:hyperlink r:id="rId25">
         <w:r>
           <w:t>http://www.reflexoesdofilosofo.blog.br/2018/03/os-qualia.html</w:t>
@@ -2153,9 +2102,6 @@
       </w:r>
     </w:p>
     <w:p>
-      <w:r>
-        <w:t xml:space="preserve">URL: </w:t>
-      </w:r>
       <w:hyperlink r:id="rId26">
         <w:r>
           <w:t>http://www.reflexoesdofilosofo.blog.br/2018/03/introducao-ao-epifenomenalismo.html</w:t>
@@ -2288,9 +2234,6 @@
       </w:r>
     </w:p>
     <w:p>
-      <w:r>
-        <w:t xml:space="preserve">URL: </w:t>
-      </w:r>
       <w:hyperlink r:id="rId27">
         <w:r>
           <w:t>http://www.reflexoesdofilosofo.blog.br/2018/03/nao-estamos-no-comando.html</w:t>
@@ -2477,9 +2420,6 @@
       </w:r>
     </w:p>
     <w:p>
-      <w:r>
-        <w:t xml:space="preserve">URL: </w:t>
-      </w:r>
       <w:hyperlink r:id="rId28">
         <w:r>
           <w:t>http://www.reflexoesdofilosofo.blog.br/2018/02/a-deliberacao-humana.html</w:t>
@@ -2609,9 +2549,6 @@
       </w:r>
     </w:p>
     <w:p>
-      <w:r>
-        <w:t xml:space="preserve">URL: </w:t>
-      </w:r>
       <w:hyperlink r:id="rId29">
         <w:r>
           <w:t>http://www.reflexoesdofilosofo.blog.br/2018/02/corpos-doceis-e-rentaveis.html</w:t>
@@ -2809,9 +2746,6 @@
       </w:r>
     </w:p>
     <w:p>
-      <w:r>
-        <w:t xml:space="preserve">URL: </w:t>
-      </w:r>
       <w:hyperlink r:id="rId30">
         <w:r>
           <w:t>http://www.reflexoesdofilosofo.blog.br/2018/01/terra-brasilis-vida-como-ela-e.html</w:t>
@@ -2912,9 +2846,6 @@
       </w:r>
     </w:p>
     <w:p>
-      <w:r>
-        <w:t xml:space="preserve">URL: </w:t>
-      </w:r>
       <w:hyperlink r:id="rId31">
         <w:r>
           <w:t>http://www.reflexoesdofilosofo.blog.br/2018/01/uma-historia-de-exclusao-na-filosofia.html</w:t>
@@ -3067,9 +2998,6 @@
       </w:r>
     </w:p>
     <w:p>
-      <w:r>
-        <w:t xml:space="preserve">URL: </w:t>
-      </w:r>
       <w:hyperlink r:id="rId32">
         <w:r>
           <w:t>http://www.reflexoesdofilosofo.blog.br/2018/01/que-se-entende-por-consciencia.html</w:t>
@@ -3166,9 +3094,6 @@
       </w:r>
     </w:p>
     <w:p>
-      <w:r>
-        <w:t xml:space="preserve">URL: </w:t>
-      </w:r>
       <w:hyperlink r:id="rId33">
         <w:r>
           <w:t>http://www.reflexoesdofilosofo.blog.br/2018/01/da-definicao-de-liberdade-no-livre.html</w:t>
@@ -3372,9 +3297,6 @@
       </w:r>
     </w:p>
     <w:p>
-      <w:r>
-        <w:t xml:space="preserve">URL: </w:t>
-      </w:r>
       <w:hyperlink r:id="rId34">
         <w:r>
           <w:t>http://quissak-en.blogspot.com/2018/12/the-cloud.html</w:t>
@@ -3447,9 +3369,6 @@
       </w:r>
     </w:p>
     <w:p>
-      <w:r>
-        <w:t xml:space="preserve">URL: </w:t>
-      </w:r>
       <w:hyperlink r:id="rId35">
         <w:r>
           <w:t>http://quissak-en.blogspot.com/2018/09/uniqueness-of-consciousnessi.html</w:t>
@@ -3552,9 +3471,6 @@
       </w:r>
     </w:p>
     <w:p>
-      <w:r>
-        <w:t xml:space="preserve">URL: </w:t>
-      </w:r>
       <w:hyperlink r:id="rId36">
         <w:r>
           <w:t>http://quissak-en.blogspot.com/2018/08/are-you-conscious.html</w:t>
@@ -3644,9 +3560,6 @@
       </w:r>
     </w:p>
     <w:p>
-      <w:r>
-        <w:t xml:space="preserve">URL: </w:t>
-      </w:r>
       <w:hyperlink r:id="rId37">
         <w:r>
           <w:t>http://quissak-en.blogspot.com/2018/05/thinking-fast-slowi.html</w:t>
@@ -3735,9 +3648,6 @@
       </w:r>
     </w:p>
     <w:p>
-      <w:r>
-        <w:t xml:space="preserve">URL: </w:t>
-      </w:r>
       <w:hyperlink r:id="rId38">
         <w:r>
           <w:t>http://quissak-en.blogspot.com/2018/04/tech-to-study-braini.html</w:t>
@@ -3853,9 +3763,6 @@
       </w:r>
     </w:p>
     <w:p>
-      <w:r>
-        <w:t xml:space="preserve">URL: </w:t>
-      </w:r>
       <w:hyperlink r:id="rId39">
         <w:r>
           <w:t>http://quissak-en.blogspot.com/2018/03/does-submarine-swim.html</w:t>
@@ -3943,9 +3850,6 @@
       </w:r>
     </w:p>
     <w:p>
-      <w:r>
-        <w:t xml:space="preserve">URL: </w:t>
-      </w:r>
       <w:hyperlink r:id="rId40">
         <w:r>
           <w:t>http://quissak-en.blogspot.com/2018/03/unconscious-cerebellumi.html</w:t>
@@ -4092,9 +3996,6 @@
       </w:r>
     </w:p>
     <w:p>
-      <w:r>
-        <w:t xml:space="preserve">URL: </w:t>
-      </w:r>
       <w:hyperlink r:id="rId41">
         <w:r>
           <w:t>http://quissak-en.blogspot.com/2018/01/few-words-about-stoicism.html</w:t>
@@ -4184,9 +4085,6 @@
       </w:r>
     </w:p>
     <w:p>
-      <w:r>
-        <w:t xml:space="preserve">URL: </w:t>
-      </w:r>
       <w:hyperlink r:id="rId42">
         <w:r>
           <w:t>http://quissak-en.blogspot.com/2018/02/stoicism-or-epicureanism-in-which-side.html</w:t>
